--- a/08_POLITICAS_INTERNAS/Politica_Uso_Redes_Sociales.docx
+++ b/08_POLITICAS_INTERNAS/Politica_Uso_Redes_Sociales.docx
@@ -1097,7 +1097,583 @@
           <w:color w:val="556575"/>
           <w:sz w:val="20"/>
         </w:rPr>
-        <w:t>CAPÍTULO VI</w:t>
+        <w:t>CAPÍTULO VII</w:t>
+      </w:r>
+    </w:p>
+    <w:p>
+      <w:pPr>
+        <w:keepNext/>
+        <w:spacing w:before="0" w:after="80"/>
+        <w:pBdr>
+          <w:bottom w:val="single" w:sz="4" w:space="1" w:color="CBD5E1"/>
+        </w:pBdr>
+      </w:pPr>
+      <w:r>
+        <w:rPr>
+          <w:rFonts w:ascii="Calibri" w:hAnsi="Calibri" w:cs="Calibri"/>
+          <w:b/>
+          <w:i w:val="0"/>
+          <w:color w:val="0F766E"/>
+          <w:sz w:val="24"/>
+        </w:rPr>
+        <w:t>AUTORIZACIÓN PREVIA PARA PUBLICACIONES DE CONTENIDO DE LA CLÍNICA</w:t>
+      </w:r>
+    </w:p>
+    <w:p>
+      <w:pPr>
+        <w:spacing w:before="80" w:after="60" w:line="312" w:lineRule="auto"/>
+        <w:jc w:val="both"/>
+      </w:pPr>
+      <w:r>
+        <w:rPr>
+          <w:rFonts w:ascii="Calibri" w:hAnsi="Calibri" w:cs="Calibri"/>
+          <w:b/>
+          <w:i w:val="0"/>
+          <w:color w:val="0F766E"/>
+          <w:sz w:val="20"/>
+        </w:rPr>
+        <w:t xml:space="preserve">Art. 17.  </w:t>
+      </w:r>
+      <w:r>
+        <w:rPr>
+          <w:rFonts w:ascii="Calibri" w:hAnsi="Calibri" w:cs="Calibri"/>
+          <w:b/>
+          <w:i w:val="0"/>
+          <w:color w:val="111827"/>
+          <w:sz w:val="20"/>
+        </w:rPr>
+        <w:t xml:space="preserve">Principio general de autorización previa.  </w:t>
+      </w:r>
+      <w:r>
+        <w:rPr>
+          <w:rFonts w:ascii="Calibri" w:hAnsi="Calibri" w:cs="Calibri"/>
+          <w:b w:val="0"/>
+          <w:i w:val="0"/>
+          <w:color w:val="111827"/>
+          <w:sz w:val="20"/>
+        </w:rPr>
+        <w:t>Toda publicación, difusión o comunicación pública en redes sociales, medios tradicionales, plataformas digitales o cualquier canal de comunicación que incluya contenido originado en las instalaciones de LA EMPRESA, o que use la imagen, marca, logos, uniformes, mascotas de clientes, casos clínicos, procedimientos médicos, quirúrgicos o de peluquería, personal de la clínica en horario de trabajo o en las instalaciones, requiere AUTORIZACIÓN PREVIA, EXPRESA Y POR ESCRITO de la Dirección de LA EMPRESA. La sola solicitud verbal NO autoriza la publicación.</w:t>
+      </w:r>
+    </w:p>
+    <w:p>
+      <w:pPr>
+        <w:spacing w:before="80" w:after="60" w:line="312" w:lineRule="auto"/>
+        <w:jc w:val="both"/>
+      </w:pPr>
+      <w:r>
+        <w:rPr>
+          <w:rFonts w:ascii="Calibri" w:hAnsi="Calibri" w:cs="Calibri"/>
+          <w:b/>
+          <w:i w:val="0"/>
+          <w:color w:val="0F766E"/>
+          <w:sz w:val="20"/>
+        </w:rPr>
+        <w:t xml:space="preserve">Art. 18.  </w:t>
+      </w:r>
+      <w:r>
+        <w:rPr>
+          <w:rFonts w:ascii="Calibri" w:hAnsi="Calibri" w:cs="Calibri"/>
+          <w:b/>
+          <w:i w:val="0"/>
+          <w:color w:val="111827"/>
+          <w:sz w:val="20"/>
+        </w:rPr>
+        <w:t xml:space="preserve">Procedimiento de solicitud de autorización.  </w:t>
+      </w:r>
+      <w:r>
+        <w:rPr>
+          <w:rFonts w:ascii="Calibri" w:hAnsi="Calibri" w:cs="Calibri"/>
+          <w:b w:val="0"/>
+          <w:i w:val="0"/>
+          <w:color w:val="111827"/>
+          <w:sz w:val="20"/>
+        </w:rPr>
+        <w:t>El personal que desee publicar contenido que involucre cualquier elemento identificable con LA EMPRESA deberá: (i) presentar la solicitud por escrito a la Dirección con al menos 3 días hábiles de anticipación a la fecha prevista de publicación; (ii) acompañar el contenido completo que se desea publicar (fotografías, videos, texto, capturas); (iii) especificar la plataforma, fecha y hora de publicación; (iv) aguardar la decisión de la Dirección. El silencio de la Dirección vencido el plazo de 3 días hábiles se considerará DENEGACIÓN. La publicación sin autorización expresa y por escrito constituye incumplimiento grave del presente documento y será causal de las sanciones del Capítulo IX.</w:t>
+      </w:r>
+    </w:p>
+    <w:p>
+      <w:pPr>
+        <w:spacing w:before="80" w:after="60" w:line="312" w:lineRule="auto"/>
+        <w:jc w:val="both"/>
+      </w:pPr>
+      <w:r>
+        <w:rPr>
+          <w:rFonts w:ascii="Calibri" w:hAnsi="Calibri" w:cs="Calibri"/>
+          <w:b/>
+          <w:i w:val="0"/>
+          <w:color w:val="0F766E"/>
+          <w:sz w:val="20"/>
+        </w:rPr>
+        <w:t xml:space="preserve">Art. 19.  </w:t>
+      </w:r>
+      <w:r>
+        <w:rPr>
+          <w:rFonts w:ascii="Calibri" w:hAnsi="Calibri" w:cs="Calibri"/>
+          <w:b/>
+          <w:i w:val="0"/>
+          <w:color w:val="111827"/>
+          <w:sz w:val="20"/>
+        </w:rPr>
+        <w:t xml:space="preserve">Contenido que requiere autorización previa.  </w:t>
+      </w:r>
+      <w:r>
+        <w:rPr>
+          <w:rFonts w:ascii="Calibri" w:hAnsi="Calibri" w:cs="Calibri"/>
+          <w:b w:val="0"/>
+          <w:i w:val="0"/>
+          <w:color w:val="111827"/>
+          <w:sz w:val="20"/>
+        </w:rPr>
+        <w:t>Requiere autorización previa la publicación de:</w:t>
+      </w:r>
+    </w:p>
+    <w:p>
+      <w:pPr>
+        <w:spacing w:after="40" w:line="300" w:lineRule="auto"/>
+        <w:ind w:left="340" w:hanging="227"/>
+        <w:jc w:val="both"/>
+      </w:pPr>
+      <w:r>
+        <w:rPr>
+          <w:rFonts w:ascii="Calibri" w:hAnsi="Calibri" w:cs="Calibri"/>
+          <w:b/>
+          <w:i w:val="0"/>
+          <w:color w:val="0F766E"/>
+          <w:sz w:val="20"/>
+        </w:rPr>
+        <w:t xml:space="preserve">•  </w:t>
+      </w:r>
+      <w:r>
+        <w:rPr>
+          <w:rFonts w:ascii="Calibri" w:hAnsi="Calibri" w:cs="Calibri"/>
+          <w:b w:val="0"/>
+          <w:i w:val="0"/>
+          <w:color w:val="111827"/>
+          <w:sz w:val="20"/>
+        </w:rPr>
+        <w:t>Fotografías o videos de las instalaciones de la clínica (recepción, consultorios, quirófano, hospitalización, laboratorio, peluquería, depósito).</w:t>
+      </w:r>
+    </w:p>
+    <w:p>
+      <w:pPr>
+        <w:spacing w:after="40" w:line="300" w:lineRule="auto"/>
+        <w:ind w:left="340" w:hanging="227"/>
+        <w:jc w:val="both"/>
+      </w:pPr>
+      <w:r>
+        <w:rPr>
+          <w:rFonts w:ascii="Calibri" w:hAnsi="Calibri" w:cs="Calibri"/>
+          <w:b/>
+          <w:i w:val="0"/>
+          <w:color w:val="0F766E"/>
+          <w:sz w:val="20"/>
+        </w:rPr>
+        <w:t xml:space="preserve">•  </w:t>
+      </w:r>
+      <w:r>
+        <w:rPr>
+          <w:rFonts w:ascii="Calibri" w:hAnsi="Calibri" w:cs="Calibri"/>
+          <w:b w:val="0"/>
+          <w:i w:val="0"/>
+          <w:color w:val="111827"/>
+          <w:sz w:val="20"/>
+        </w:rPr>
+        <w:t>Fotografías o videos de mascotas de clientes (antes/después de procedimientos, hospitalización, cirugía, peluquería).</w:t>
+      </w:r>
+    </w:p>
+    <w:p>
+      <w:pPr>
+        <w:spacing w:after="40" w:line="300" w:lineRule="auto"/>
+        <w:ind w:left="340" w:hanging="227"/>
+        <w:jc w:val="both"/>
+      </w:pPr>
+      <w:r>
+        <w:rPr>
+          <w:rFonts w:ascii="Calibri" w:hAnsi="Calibri" w:cs="Calibri"/>
+          <w:b/>
+          <w:i w:val="0"/>
+          <w:color w:val="0F766E"/>
+          <w:sz w:val="20"/>
+        </w:rPr>
+        <w:t xml:space="preserve">•  </w:t>
+      </w:r>
+      <w:r>
+        <w:rPr>
+          <w:rFonts w:ascii="Calibri" w:hAnsi="Calibri" w:cs="Calibri"/>
+          <w:b w:val="0"/>
+          <w:i w:val="0"/>
+          <w:color w:val="111827"/>
+          <w:sz w:val="20"/>
+        </w:rPr>
+        <w:t>Casos clínicos, antes/después, testimonios de clientes, procedimientos médicos o quirúrgicos.</w:t>
+      </w:r>
+    </w:p>
+    <w:p>
+      <w:pPr>
+        <w:spacing w:after="40" w:line="300" w:lineRule="auto"/>
+        <w:ind w:left="340" w:hanging="227"/>
+        <w:jc w:val="both"/>
+      </w:pPr>
+      <w:r>
+        <w:rPr>
+          <w:rFonts w:ascii="Calibri" w:hAnsi="Calibri" w:cs="Calibri"/>
+          <w:b/>
+          <w:i w:val="0"/>
+          <w:color w:val="0F766E"/>
+          <w:sz w:val="20"/>
+        </w:rPr>
+        <w:t xml:space="preserve">•  </w:t>
+      </w:r>
+      <w:r>
+        <w:rPr>
+          <w:rFonts w:ascii="Calibri" w:hAnsi="Calibri" w:cs="Calibri"/>
+          <w:b w:val="0"/>
+          <w:i w:val="0"/>
+          <w:color w:val="111827"/>
+          <w:sz w:val="20"/>
+        </w:rPr>
+        <w:t>Uniformes, logos, productos con marca de LA EMPRESA, materiales de empaque o branding.</w:t>
+      </w:r>
+    </w:p>
+    <w:p>
+      <w:pPr>
+        <w:spacing w:after="40" w:line="300" w:lineRule="auto"/>
+        <w:ind w:left="340" w:hanging="227"/>
+        <w:jc w:val="both"/>
+      </w:pPr>
+      <w:r>
+        <w:rPr>
+          <w:rFonts w:ascii="Calibri" w:hAnsi="Calibri" w:cs="Calibri"/>
+          <w:b/>
+          <w:i w:val="0"/>
+          <w:color w:val="0F766E"/>
+          <w:sz w:val="20"/>
+        </w:rPr>
+        <w:t xml:space="preserve">•  </w:t>
+      </w:r>
+      <w:r>
+        <w:rPr>
+          <w:rFonts w:ascii="Calibri" w:hAnsi="Calibri" w:cs="Calibri"/>
+          <w:b w:val="0"/>
+          <w:i w:val="0"/>
+          <w:color w:val="111827"/>
+          <w:sz w:val="20"/>
+        </w:rPr>
+        <w:t>Personal de LA EMPRESA en horario de trabajo o dentro de las instalaciones.</w:t>
+      </w:r>
+    </w:p>
+    <w:p>
+      <w:pPr>
+        <w:spacing w:after="40" w:line="300" w:lineRule="auto"/>
+        <w:ind w:left="340" w:hanging="227"/>
+        <w:jc w:val="both"/>
+      </w:pPr>
+      <w:r>
+        <w:rPr>
+          <w:rFonts w:ascii="Calibri" w:hAnsi="Calibri" w:cs="Calibri"/>
+          <w:b/>
+          <w:i w:val="0"/>
+          <w:color w:val="0F766E"/>
+          <w:sz w:val="20"/>
+        </w:rPr>
+        <w:t xml:space="preserve">•  </w:t>
+      </w:r>
+      <w:r>
+        <w:rPr>
+          <w:rFonts w:ascii="Calibri" w:hAnsi="Calibri" w:cs="Calibri"/>
+          <w:b w:val="0"/>
+          <w:i w:val="0"/>
+          <w:color w:val="111827"/>
+          <w:sz w:val="20"/>
+        </w:rPr>
+        <w:t>Cualquier comunicación que pueda interpretarse como oficial de LA EMPRESA (promociones, avisos, recomendaciones, consejos veterinarios, lanzamientos de servicios, novedades).</w:t>
+      </w:r>
+    </w:p>
+    <w:p>
+      <w:pPr>
+        <w:spacing w:before="80" w:after="60" w:line="312" w:lineRule="auto"/>
+        <w:jc w:val="both"/>
+      </w:pPr>
+      <w:r>
+        <w:rPr>
+          <w:rFonts w:ascii="Calibri" w:hAnsi="Calibri" w:cs="Calibri"/>
+          <w:b/>
+          <w:i w:val="0"/>
+          <w:color w:val="0F766E"/>
+          <w:sz w:val="20"/>
+        </w:rPr>
+        <w:t xml:space="preserve">Art. 20.  </w:t>
+      </w:r>
+      <w:r>
+        <w:rPr>
+          <w:rFonts w:ascii="Calibri" w:hAnsi="Calibri" w:cs="Calibri"/>
+          <w:b/>
+          <w:i w:val="0"/>
+          <w:color w:val="111827"/>
+          <w:sz w:val="20"/>
+        </w:rPr>
+        <w:t xml:space="preserve">Contenido expresamente prohibido (no autorizable).  </w:t>
+      </w:r>
+      <w:r>
+        <w:rPr>
+          <w:rFonts w:ascii="Calibri" w:hAnsi="Calibri" w:cs="Calibri"/>
+          <w:b w:val="0"/>
+          <w:i w:val="0"/>
+          <w:color w:val="111827"/>
+          <w:sz w:val="20"/>
+        </w:rPr>
+        <w:t>Aunque medie solicitud de autorización, la Dirección NO autorizará la publicación de:</w:t>
+      </w:r>
+    </w:p>
+    <w:p>
+      <w:pPr>
+        <w:spacing w:after="40" w:line="300" w:lineRule="auto"/>
+        <w:ind w:left="340" w:hanging="227"/>
+        <w:jc w:val="both"/>
+      </w:pPr>
+      <w:r>
+        <w:rPr>
+          <w:rFonts w:ascii="Calibri" w:hAnsi="Calibri" w:cs="Calibri"/>
+          <w:b/>
+          <w:i w:val="0"/>
+          <w:color w:val="0F766E"/>
+          <w:sz w:val="20"/>
+        </w:rPr>
+        <w:t xml:space="preserve">•  </w:t>
+      </w:r>
+      <w:r>
+        <w:rPr>
+          <w:rFonts w:ascii="Calibri" w:hAnsi="Calibri" w:cs="Calibri"/>
+          <w:b w:val="0"/>
+          <w:i w:val="0"/>
+          <w:color w:val="111827"/>
+          <w:sz w:val="20"/>
+        </w:rPr>
+        <w:t>Fotografías o videos de pacientes en estado crítico, fallecidos, o con lesiones graves sin el consentimiento escrito del propietario.</w:t>
+      </w:r>
+    </w:p>
+    <w:p>
+      <w:pPr>
+        <w:spacing w:after="40" w:line="300" w:lineRule="auto"/>
+        <w:ind w:left="340" w:hanging="227"/>
+        <w:jc w:val="both"/>
+      </w:pPr>
+      <w:r>
+        <w:rPr>
+          <w:rFonts w:ascii="Calibri" w:hAnsi="Calibri" w:cs="Calibri"/>
+          <w:b/>
+          <w:i w:val="0"/>
+          <w:color w:val="0F766E"/>
+          <w:sz w:val="20"/>
+        </w:rPr>
+        <w:t xml:space="preserve">•  </w:t>
+      </w:r>
+      <w:r>
+        <w:rPr>
+          <w:rFonts w:ascii="Calibri" w:hAnsi="Calibri" w:cs="Calibri"/>
+          <w:b w:val="0"/>
+          <w:i w:val="0"/>
+          <w:color w:val="111827"/>
+          <w:sz w:val="20"/>
+        </w:rPr>
+        <w:t>Contenido que exponga, difame o afecte la dignidad de mascotas, clientes, compañeros o proveedores.</w:t>
+      </w:r>
+    </w:p>
+    <w:p>
+      <w:pPr>
+        <w:spacing w:after="40" w:line="300" w:lineRule="auto"/>
+        <w:ind w:left="340" w:hanging="227"/>
+        <w:jc w:val="both"/>
+      </w:pPr>
+      <w:r>
+        <w:rPr>
+          <w:rFonts w:ascii="Calibri" w:hAnsi="Calibri" w:cs="Calibri"/>
+          <w:b/>
+          <w:i w:val="0"/>
+          <w:color w:val="0F766E"/>
+          <w:sz w:val="20"/>
+        </w:rPr>
+        <w:t xml:space="preserve">•  </w:t>
+      </w:r>
+      <w:r>
+        <w:rPr>
+          <w:rFonts w:ascii="Calibri" w:hAnsi="Calibri" w:cs="Calibri"/>
+          <w:b w:val="0"/>
+          <w:i w:val="0"/>
+          <w:color w:val="111827"/>
+          <w:sz w:val="20"/>
+        </w:rPr>
+        <w:t>Casos clínicos que identifiquen al paciente o al propietario sin su consentimiento escrito (LOPDP).</w:t>
+      </w:r>
+    </w:p>
+    <w:p>
+      <w:pPr>
+        <w:spacing w:after="40" w:line="300" w:lineRule="auto"/>
+        <w:ind w:left="340" w:hanging="227"/>
+        <w:jc w:val="both"/>
+      </w:pPr>
+      <w:r>
+        <w:rPr>
+          <w:rFonts w:ascii="Calibri" w:hAnsi="Calibri" w:cs="Calibri"/>
+          <w:b/>
+          <w:i w:val="0"/>
+          <w:color w:val="0F766E"/>
+          <w:sz w:val="20"/>
+        </w:rPr>
+        <w:t xml:space="preserve">•  </w:t>
+      </w:r>
+      <w:r>
+        <w:rPr>
+          <w:rFonts w:ascii="Calibri" w:hAnsi="Calibri" w:cs="Calibri"/>
+          <w:b w:val="0"/>
+          <w:i w:val="0"/>
+          <w:color w:val="111827"/>
+          <w:sz w:val="20"/>
+        </w:rPr>
+        <w:t>Información sobre errores médicos, mala praxis, demandas o investigaciones internas.</w:t>
+      </w:r>
+    </w:p>
+    <w:p>
+      <w:pPr>
+        <w:spacing w:after="40" w:line="300" w:lineRule="auto"/>
+        <w:ind w:left="340" w:hanging="227"/>
+        <w:jc w:val="both"/>
+      </w:pPr>
+      <w:r>
+        <w:rPr>
+          <w:rFonts w:ascii="Calibri" w:hAnsi="Calibri" w:cs="Calibri"/>
+          <w:b/>
+          <w:i w:val="0"/>
+          <w:color w:val="0F766E"/>
+          <w:sz w:val="20"/>
+        </w:rPr>
+        <w:t xml:space="preserve">•  </w:t>
+      </w:r>
+      <w:r>
+        <w:rPr>
+          <w:rFonts w:ascii="Calibri" w:hAnsi="Calibri" w:cs="Calibri"/>
+          <w:b w:val="0"/>
+          <w:i w:val="0"/>
+          <w:color w:val="111827"/>
+          <w:sz w:val="20"/>
+        </w:rPr>
+        <w:t>Contenido que mencione a clínicas competidoras o que compare los servicios de LA EMPRESA con los de la competencia.</w:t>
+      </w:r>
+    </w:p>
+    <w:p>
+      <w:pPr>
+        <w:spacing w:after="40" w:line="300" w:lineRule="auto"/>
+        <w:ind w:left="340" w:hanging="227"/>
+        <w:jc w:val="both"/>
+      </w:pPr>
+      <w:r>
+        <w:rPr>
+          <w:rFonts w:ascii="Calibri" w:hAnsi="Calibri" w:cs="Calibri"/>
+          <w:b/>
+          <w:i w:val="0"/>
+          <w:color w:val="0F766E"/>
+          <w:sz w:val="20"/>
+        </w:rPr>
+        <w:t xml:space="preserve">•  </w:t>
+      </w:r>
+      <w:r>
+        <w:rPr>
+          <w:rFonts w:ascii="Calibri" w:hAnsi="Calibri" w:cs="Calibri"/>
+          <w:b w:val="0"/>
+          <w:i w:val="0"/>
+          <w:color w:val="111827"/>
+          <w:sz w:val="20"/>
+        </w:rPr>
+        <w:t>Contenido de carácter político, religioso, polémico o que pueda afectar la neutralidad institucional de LA EMPRESA.</w:t>
+      </w:r>
+    </w:p>
+    <w:p>
+      <w:pPr>
+        <w:spacing w:before="80" w:after="60" w:line="312" w:lineRule="auto"/>
+        <w:jc w:val="both"/>
+      </w:pPr>
+      <w:r>
+        <w:rPr>
+          <w:rFonts w:ascii="Calibri" w:hAnsi="Calibri" w:cs="Calibri"/>
+          <w:b/>
+          <w:i w:val="0"/>
+          <w:color w:val="0F766E"/>
+          <w:sz w:val="20"/>
+        </w:rPr>
+        <w:t xml:space="preserve">Art. 21.  </w:t>
+      </w:r>
+      <w:r>
+        <w:rPr>
+          <w:rFonts w:ascii="Calibri" w:hAnsi="Calibri" w:cs="Calibri"/>
+          <w:b/>
+          <w:i w:val="0"/>
+          <w:color w:val="111827"/>
+          <w:sz w:val="20"/>
+        </w:rPr>
+        <w:t xml:space="preserve">Propiedad de los contenidos autorizados.  </w:t>
+      </w:r>
+      <w:r>
+        <w:rPr>
+          <w:rFonts w:ascii="Calibri" w:hAnsi="Calibri" w:cs="Calibri"/>
+          <w:b w:val="0"/>
+          <w:i w:val="0"/>
+          <w:color w:val="111827"/>
+          <w:sz w:val="20"/>
+        </w:rPr>
+        <w:t>Todo contenido creado, publicado o difundido en el marco de la relación laboral que utilice imágenes, datos, casos, instalaciones, pacientes, uniformes, logos o cualquier elemento identificable con LA EMPRESA, sea o no autorizado, será propiedad exclusiva de LA EMPRESA, conforme a la Ley sobre el Derecho de Autor (Art. 15 — obra por encargo). El personal cede a LA EMPRESA todos los derechos patrimoniales sobre dichos contenidos, sin necesidad de contraprestación adicional, entendiéndose incluida dicha cesión en su remuneración.</w:t>
+      </w:r>
+    </w:p>
+    <w:p>
+      <w:pPr>
+        <w:spacing w:before="80" w:after="60" w:line="312" w:lineRule="auto"/>
+        <w:jc w:val="both"/>
+      </w:pPr>
+      <w:r>
+        <w:rPr>
+          <w:rFonts w:ascii="Calibri" w:hAnsi="Calibri" w:cs="Calibri"/>
+          <w:b/>
+          <w:i w:val="0"/>
+          <w:color w:val="0F766E"/>
+          <w:sz w:val="20"/>
+        </w:rPr>
+        <w:t xml:space="preserve">Art. 22.  </w:t>
+      </w:r>
+      <w:r>
+        <w:rPr>
+          <w:rFonts w:ascii="Calibri" w:hAnsi="Calibri" w:cs="Calibri"/>
+          <w:b/>
+          <w:i w:val="0"/>
+          <w:color w:val="111827"/>
+          <w:sz w:val="20"/>
+        </w:rPr>
+        <w:t xml:space="preserve">Retirada de contenido no autorizado.  </w:t>
+      </w:r>
+      <w:r>
+        <w:rPr>
+          <w:rFonts w:ascii="Calibri" w:hAnsi="Calibri" w:cs="Calibri"/>
+          <w:b w:val="0"/>
+          <w:i w:val="0"/>
+          <w:color w:val="111827"/>
+          <w:sz w:val="20"/>
+        </w:rPr>
+        <w:t>Si el personal publica contenido sin la autorización previa exigida en este Capítulo, LA EMPRESA podrá: (i) exigir la retirada inmediata del contenido en un plazo máximo de 2 horas; (ii) instruir al trabajador para que emita una disculpa pública si la Dirección lo considera necesario; (iii) iniciar las acciones disciplinarias del Capítulo IX; (iv) iniciar las acciones civiles y penales que correspondan por daños a la reputación y a la imagen corporativa; y (v) exigir la indemnización por los daños y perjuicios causados.</w:t>
+      </w:r>
+    </w:p>
+    <w:p>
+      <w:pPr>
+        <w:keepNext/>
+        <w:spacing w:before="240" w:after="40"/>
+        <w:jc w:val="left"/>
+      </w:pPr>
+      <w:r>
+        <w:rPr>
+          <w:rFonts w:ascii="Calibri" w:hAnsi="Calibri" w:cs="Calibri"/>
+          <w:b/>
+          <w:i w:val="0"/>
+          <w:color w:val="556575"/>
+          <w:sz w:val="20"/>
+        </w:rPr>
+        <w:t>CAPÍTULO VIII</w:t>
       </w:r>
     </w:p>
     <w:p>
@@ -1132,7 +1708,7 @@
           <w:color w:val="0F766E"/>
           <w:sz w:val="20"/>
         </w:rPr>
-        <w:t xml:space="preserve">Art. 14.  </w:t>
+        <w:t xml:space="preserve">Art. 23.  </w:t>
       </w:r>
       <w:r>
         <w:rPr>
@@ -1168,7 +1744,7 @@
           <w:color w:val="0F766E"/>
           <w:sz w:val="20"/>
         </w:rPr>
-        <w:t xml:space="preserve">Art. 15.  </w:t>
+        <w:t xml:space="preserve">Art. 24.  </w:t>
       </w:r>
       <w:r>
         <w:rPr>
@@ -1204,7 +1780,7 @@
           <w:color w:val="0F766E"/>
           <w:sz w:val="20"/>
         </w:rPr>
-        <w:t xml:space="preserve">Art. 16.  </w:t>
+        <w:t xml:space="preserve">Art. 25.  </w:t>
       </w:r>
       <w:r>
         <w:rPr>
@@ -1241,7 +1817,7 @@
           <w:color w:val="556575"/>
           <w:sz w:val="20"/>
         </w:rPr>
-        <w:t>CAPÍTULO VII</w:t>
+        <w:t>CAPÍTULO IX</w:t>
       </w:r>
     </w:p>
     <w:p>
@@ -1276,7 +1852,7 @@
           <w:color w:val="0F766E"/>
           <w:sz w:val="20"/>
         </w:rPr>
-        <w:t xml:space="preserve">Art. 17.  </w:t>
+        <w:t xml:space="preserve">Art. 26.  </w:t>
       </w:r>
       <w:r>
         <w:rPr>
@@ -1296,7 +1872,7 @@
           <w:color w:val="111827"/>
           <w:sz w:val="20"/>
         </w:rPr>
-        <w:t>El incumplimiento de la presente Política se sancionará conforme al Reglamento Interno de Trabajo y al artículo 79 de la LOTTT. La publicación deliberada de información confidencial, historias clínicas o contenido que afecte la imagen de LA EMPRESA constituye falta muy grave y será causal de despido justificado.</w:t>
+        <w:t>El incumplimiento de la presente Política se sancionará conforme al Reglamento Interno de Trabajo y al artículo 79 de la LOTTT. La publicación deliberada de información confidencial, historias clínicas o contenido que afecte la imagen de LA EMPRESA, así como la publicación sin autorización previa de contenido que involucre la clínica, mascotas, procedimientos o personal de LA EMPRESA, constituye falta muy grave y será causal de despido justificado.</w:t>
       </w:r>
     </w:p>
     <w:p>
@@ -1313,7 +1889,7 @@
           <w:color w:val="556575"/>
           <w:sz w:val="20"/>
         </w:rPr>
-        <w:t>CAPÍTULO VIII</w:t>
+        <w:t>CAPÍTULO X</w:t>
       </w:r>
     </w:p>
     <w:p>
@@ -1348,7 +1924,7 @@
           <w:color w:val="0F766E"/>
           <w:sz w:val="20"/>
         </w:rPr>
-        <w:t xml:space="preserve">Art. 18.  </w:t>
+        <w:t xml:space="preserve">Art. 27.  </w:t>
       </w:r>
       <w:r>
         <w:rPr>
@@ -1384,7 +1960,7 @@
           <w:color w:val="0F766E"/>
           <w:sz w:val="20"/>
         </w:rPr>
-        <w:t xml:space="preserve">Art. 19.  </w:t>
+        <w:t xml:space="preserve">Art. 28.  </w:t>
       </w:r>
       <w:r>
         <w:rPr>
